--- a/paper/paper_submission_2026-08-13.docx
+++ b/paper/paper_submission_2026-08-13.docx
@@ -204,7 +204,7 @@
         <w:rPr>
           <w:rFonts w:eastAsia="Times New Roman"/>
         </w:rPr>
-        <w:t xml:space="preserve">Over 70 days, one adult recorded momentary emotional valence, perceived agency, and metacognitive awareness three times a day, and took 3 mg of melatonin on the nights assigned by a pre-generated randomized schedule. This yielded 193 scheduled observations at 91.9% compliance across 35 control and 35 melatonin days. Melatonin left mean daily mood essentially unchanged: the difference was +0.86 points on a 0 to 100 scale, d = 0.16, and an equivalence test placed it inside an analysis-defined bound of five points, which gives the null a stated width. What moved with mood was the person’s own regulatory state. Perceived agency and metacognitive awareness together accounted for a further 52.8% of daily-mood variance beyond autoregressive carryover and the probe, lifting model R² from .116 to .644, and the internal-over-probe contrast persisted under multilevel re-estimation. The comparison is between predictors of different kinds: agency and metacognition were self-reported alongside mood, while melatonin acts on it only indirectly through sleep. One signal ran the other way, though only suggestively: residual variance was smaller on melatonin nights, compatible with a </w:t>
+        <w:t xml:space="preserve">Over 70 days, one adult recorded momentary emotional valence three times a day, adding perceived agency and metacognitive awareness from Day 18 onward, and took 3 mg of melatonin on the nights assigned by a pre-generated randomized schedule. This yielded 193 scheduled observations at 91.9% compliance across 35 control and 35 melatonin days. Melatonin left mean daily mood essentially unchanged: the difference was +0.86 points on a 0 to 100 scale, d = 0.16, and an equivalence test placed it inside an analysis-defined bound of five points, which gives the null a stated width. What moved with mood was the person’s own regulatory state. Perceived agency and metacognitive awareness together accounted for a further 52.8% of daily-mood variance, over the 53 days on which they were collected, beyond autoregressive carryover and the probe, lifting model R² from .116 to .644, and the internal-over-probe contrast persisted under multilevel re-estimation. The comparison is between predictors of different kinds: agency and metacognition were self-reported alongside mood, while melatonin acts on it only indirectly through sleep. One signal ran the other way, though only suggestively: residual variance was smaller on melatonin nights, compatible with a </w:t>
       </w:r>
       <w:proofErr w:type="spellStart"/>
       <w:r>
@@ -1798,7 +1798,7 @@
         <w:rPr>
           <w:rFonts w:eastAsia="Times New Roman"/>
         </w:rPr>
-        <w:t xml:space="preserve"> analyses above, three indices of mood variability were computed by condition: (a) the standard deviation of daily mood within each condition; (b) the mean squared successive difference (MSSD; Jahng, Wood, &amp; Trull, 2008). The MSSD was computed within contiguous within-condition runs of EMA observations and averaged across runs. The third was (c) the Brown–Forsythe Levene test of homogeneity of variance across conditions. A complementary heteroskedasticity model was fit by regressing the log-squared residuals from M2 on the melatonin indicator: log(ε²ₜ) = α₀ + α₁ · melatoninₜ + uₜ. A negative α₁ coefficient indicates that the model’s residual variance is smaller on melatonin days than on control days, consistent with a stability-enhancing rather than level-shifting effect of the probe.</w:t>
+        <w:t xml:space="preserve"> analyses above, three descriptive indices of mood variability were computed by condition: (a) the standard deviation of daily mean mood within each condition; (b) the mean squared successive difference (MSSD; Jahng, Wood, &amp; Trull, 2008), computed within contiguous within-condition runs of EMA observations and averaged across runs; and (c) the standard deviation of all momentary mood observations within each condition. Differences between conditions were tested with the Brown–Forsythe Levene test of homogeneity of variance and with a Welch comparison of run-level MSSD. A complementary heteroskedasticity model was fit by regressing the log-squared residuals from M2 on the melatonin indicator: log(ε²ₜ) = α₀ + α₁ · melatoninₜ + uₜ. A negative α₁ coefficient indicates that the model’s residual variance is smaller on melatonin days than on control days, consistent with a stability-enhancing rather than level-shifting effect of the probe.</w:t>
       </w:r>
     </w:p>
     <w:p>
@@ -4054,7 +4054,6 @@
             <w:r>
               <w:rPr>
                 <w:rFonts w:eastAsia="Times New Roman"/>
-                <w:i/>
                 <w:iCs/>
                 <w:sz w:val="20"/>
                 <w:szCs w:val="20"/>
@@ -4086,7 +4085,6 @@
             <w:r>
               <w:rPr>
                 <w:rFonts w:eastAsia="Times New Roman"/>
-                <w:i/>
                 <w:iCs/>
                 <w:sz w:val="20"/>
                 <w:szCs w:val="20"/>
@@ -4118,7 +4116,6 @@
             <w:r>
               <w:rPr>
                 <w:rFonts w:eastAsia="Times New Roman"/>
-                <w:i/>
                 <w:iCs/>
                 <w:sz w:val="20"/>
                 <w:szCs w:val="20"/>
@@ -4150,7 +4147,6 @@
             <w:r>
               <w:rPr>
                 <w:rFonts w:eastAsia="Times New Roman"/>
-                <w:i/>
                 <w:iCs/>
                 <w:sz w:val="20"/>
                 <w:szCs w:val="20"/>
@@ -4182,7 +4178,6 @@
             <w:r>
               <w:rPr>
                 <w:rFonts w:eastAsia="Times New Roman"/>
-                <w:i/>
                 <w:iCs/>
                 <w:sz w:val="20"/>
                 <w:szCs w:val="20"/>
@@ -4219,7 +4214,6 @@
             <w:r>
               <w:rPr>
                 <w:rFonts w:eastAsia="Times New Roman"/>
-                <w:i/>
                 <w:iCs/>
                 <w:sz w:val="20"/>
                 <w:szCs w:val="20"/>
@@ -4251,7 +4245,6 @@
             <w:r>
               <w:rPr>
                 <w:rFonts w:eastAsia="Times New Roman"/>
-                <w:i/>
                 <w:iCs/>
                 <w:sz w:val="20"/>
                 <w:szCs w:val="20"/>
@@ -4283,7 +4276,6 @@
             <w:r>
               <w:rPr>
                 <w:rFonts w:eastAsia="Times New Roman"/>
-                <w:i/>
                 <w:iCs/>
                 <w:sz w:val="20"/>
                 <w:szCs w:val="20"/>
@@ -4315,7 +4307,6 @@
             <w:r>
               <w:rPr>
                 <w:rFonts w:eastAsia="Times New Roman"/>
-                <w:i/>
                 <w:iCs/>
                 <w:sz w:val="20"/>
                 <w:szCs w:val="20"/>
@@ -4347,7 +4338,6 @@
             <w:r>
               <w:rPr>
                 <w:rFonts w:eastAsia="Times New Roman"/>
-                <w:i/>
                 <w:iCs/>
                 <w:sz w:val="20"/>
                 <w:szCs w:val="20"/>
@@ -4783,8 +4773,7 @@
         <w:rPr>
           <w:rFonts w:eastAsia="Times New Roman"/>
         </w:rPr>
-        <w:lastRenderedPageBreak/>
-        <w:t>Taken together, the probe moved the level of this system by an amount the design can bound, and it may have moved the stability of the system, on evidence that is consistent in direction across four indices and short of conventional significance in each.</w:t>
+        <w:t>Taken together, the probe moved the level of this system by an amount the design can bound, and it may have moved the stability of the system, on evidence that is consistent in direction across four tests and short of conventional significance in each.</w:t>
       </w:r>
     </w:p>
     <w:p>
@@ -4832,7 +4821,7 @@
         <w:rPr>
           <w:rFonts w:eastAsia="Times New Roman"/>
         </w:rPr>
-        <w:t xml:space="preserve"> = .937; Table B.1). The two exchange rank at this resolution, with metacognition the larger of the pair, so the ordering that holds throughout is between the internal block and the probe rather than within the block. An unconditional model placed approximately 31% of the variance in momentary mood between days (ICC = .31 in the full sample, .25 in the analysis window). The three daily prompts are therefore not independent observations and require either aggregation or an explicit nesting term; the within-day variance that daily aggregation sets aside is the larger share. A Bayesian re-estimation of M2 with weakly informative priors, reported in the project repository (Section 9), placed the coefficients in the same order as the daily-level M2.</w:t>
+        <w:t xml:space="preserve"> = .937; Table B.1). The two exchange rank at this resolution, with metacognition the larger of the pair, so the ordering that holds throughout is between the internal block and the probe rather than within the block. An unconditional model placed approximately 31% of the variance in momentary mood between days (ICC = .31 in the full sample, .25 in the analysis window). The three daily prompts are therefore not independent observations and require either aggregation or an explicit nesting term; the within-day variance that daily aggregation sets aside is the larger share.</w:t>
       </w:r>
     </w:p>
     <w:p>
@@ -5157,20 +5146,19 @@
         <w:rPr>
           <w:rFonts w:eastAsia="Times New Roman"/>
         </w:rPr>
-        <w:t xml:space="preserve">The variability signal carries an inferential caveat of its own. Four indices were examined and the strongest of them reached </w:t>
-      </w:r>
-      <w:r>
-        <w:rPr>
-          <w:rFonts w:eastAsia="Times New Roman"/>
-          <w:i/>
-        </w:rPr>
-        <w:t>p</w:t>
-      </w:r>
-      <w:r>
-        <w:rPr>
-          <w:rFonts w:eastAsia="Times New Roman"/>
-        </w:rPr>
-        <w:t xml:space="preserve"> = .149, so the present analysis cannot rule out that this result is a chance product of multiple testing. It is reported as suggestive, and it would need a design powered for variance effects to be treated as more than that.</w:t>
+        <w:t>The variability signal carries an inferential caveat of its own. Four significance tests bear on this signal, the Levene, MSSD, heteroskedasticity and state-dependent decay tests, and the strongest of them reached p = .149</w:t>
+      </w:r>
+      <w:r>
+        <w:rPr>
+          <w:rFonts w:eastAsia="Times New Roman"/>
+          <w:i/>
+        </w:rPr>
+      </w:r>
+      <w:r>
+        <w:rPr>
+          <w:rFonts w:eastAsia="Times New Roman"/>
+        </w:rPr>
+        <w:t>, so the present analysis cannot rule out that this result is a chance product of multiple testing. It is reported as suggestive, and it would need a design powered for variance effects to be treated as more than that.</w:t>
       </w:r>
     </w:p>
     <w:p>
@@ -5417,10 +5405,12 @@
     </w:p>
     <w:p>
       <w:pPr>
+        <w:spacing w:line="480" w:lineRule="auto" w:after="120"/>
         <w:ind w:firstLine="720"/>
-      </w:pPr>
-      <w:r>
-        <w:t>The Author declares that there is no conflict of interest.</w:t>
+        <w:jc w:val="both"/>
+      </w:pPr>
+      <w:r>
+        <w:t>The author declares that there is no conflict of interest.</w:t>
       </w:r>
     </w:p>
     <w:p>
@@ -5564,7 +5554,7 @@
     <w:p>
       <w:pPr>
         <w:spacing w:after="120" w:line="480" w:lineRule="auto"/>
-        <w:jc w:val="both"/>
+        <w:ind w:left="720" w:hanging="720"/>
       </w:pPr>
       <w:r>
         <w:rPr>
@@ -6297,7 +6287,7 @@
     <w:p>
       <w:pPr>
         <w:spacing w:after="120" w:line="480" w:lineRule="auto"/>
-        <w:jc w:val="both"/>
+        <w:ind w:left="720" w:hanging="720"/>
       </w:pPr>
       <w:r>
         <w:rPr>
@@ -8129,7 +8119,7 @@
         <w:rPr>
           <w:rFonts w:eastAsia="Times New Roman"/>
         </w:rPr>
-        <w:t xml:space="preserve">Four indices of mood variability were computed. Three descriptive indices pointed in the same direction, with melatonin days showing lower variability than control days: daily mood SD was 4.42 against 6.41; MSSD across within-condition runs was 57.36 against 88.26; and observation-level mood SD was 6.55 against 8.26. The two univariate tests did not reach conventional significance: the Brown-Forsythe Levene test of homogeneity of variance gave W = 2.07, </w:t>
+        <w:t xml:space="preserve">Three descriptive indices of mood variability were computed, with two univariate tests and a model-based heteroskedasticity check. The three descriptive indices pointed the same way, with melatonin days showing lower variability than control days: daily mood SD was 4.42 against 6.41; MSSD across within-condition runs was 57.36 against 88.26; and observation-level mood SD was 6.55 against 8.26. The two univariate tests did not reach conventional significance: the Brown-Forsythe Levene test of homogeneity of variance gave W = 2.07, </w:t>
       </w:r>
       <w:r>
         <w:rPr>
@@ -8944,6 +8934,8 @@
     <w:uiPriority w:val="9"/>
     <w:qFormat/>
     <w:pPr>
+      <w:keepNext/>
+      <w:keepLines/>
       <w:spacing w:before="360" w:after="240"/>
       <w:outlineLvl w:val="0"/>
     </w:pPr>
@@ -8961,6 +8953,8 @@
     <w:unhideWhenUsed/>
     <w:qFormat/>
     <w:pPr>
+      <w:keepNext/>
+      <w:keepLines/>
       <w:spacing w:before="240" w:after="120"/>
       <w:outlineLvl w:val="1"/>
     </w:pPr>
@@ -8978,6 +8972,8 @@
     <w:unhideWhenUsed/>
     <w:qFormat/>
     <w:pPr>
+      <w:keepNext/>
+      <w:keepLines/>
       <w:spacing w:before="180" w:after="60"/>
       <w:outlineLvl w:val="2"/>
     </w:pPr>

--- a/paper/paper_submission_2026-08-13.docx
+++ b/paper/paper_submission_2026-08-13.docx
@@ -806,7 +806,7 @@
         <w:rPr>
           <w:rFonts w:eastAsia="Times New Roman"/>
         </w:rPr>
-        <w:t xml:space="preserve"> characterize the system's response function. The primary targets are (a) the fraction of variance in the system's affective trajectory accounted for by the probe relative to the system's endogenous drivers, and (b) whether the probe's effect appears in features of the trajectory other than the mean, such as variability or decay rate (cf. Section 1.3).</w:t>
+        <w:t xml:space="preserve"> characterize the system’s response function. The primary targets are (a) the fraction of variance in the system’s affective trajectory accounted for by the probe relative to the system’s endogenous drivers, and (b) whether the probe’s effect appears in features of the trajectory other than the mean, such as variability or decay rate (cf. Section 1.3).</w:t>
       </w:r>
     </w:p>
     <w:p>
@@ -993,7 +993,7 @@
         <w:rPr>
           <w:rFonts w:eastAsia="Times New Roman"/>
         </w:rPr>
-        <w:t>1) model with lag-1 alignment uses 53 days, with the first day in the window (Day 18) using Day 17's mood as its lag-</w:t>
+        <w:t>1) model with lag-1 alignment uses 53 days, with the first day in the window (Day 18) using Day 17’s mood as its lag-</w:t>
       </w:r>
       <w:r>
         <w:rPr>
@@ -1072,7 +1072,7 @@
         <w:rPr>
           <w:rFonts w:eastAsia="Times New Roman"/>
         </w:rPr>
-        <w:t xml:space="preserve">The analyses are organized in three tiers. The primary inference runs through the nested autoregressive models, their incremental-R² decomposition, and the equivalence test that bounds the probe's mean effect (Sections 2.5.1, 2.5.4, and 2.5.10); the state-space model and the impulse-response functions (Sections 2.5.2 and 2.5.3) characterize the dynamics that frame that comparison. </w:t>
+        <w:t xml:space="preserve">The analyses are organized in three tiers. The primary inference runs through the nested autoregressive models, their incremental-R² decomposition, and the equivalence test that bounds the probe’s mean effect (Sections 2.5.1, 2.5.4, and 2.5.10); the state-space model and the impulse-response functions (Sections 2.5.2 and 2.5.3) characterize the dynamics that frame that comparison. </w:t>
       </w:r>
       <w:r>
         <w:rPr>
@@ -2298,15 +2298,16 @@
           <w:sz w:val="22"/>
           <w:szCs w:val="22"/>
         </w:rPr>
-        <w:t xml:space="preserve">Figure 1. </w:t>
-      </w:r>
-      <w:r>
-        <w:rPr>
-          <w:rFonts w:eastAsia="Times New Roman"/>
+        <w:t>Figure 1.</w:t>
+      </w:r>
+      <w:r>
+        <w:rPr>
+          <w:rFonts w:eastAsia="Times New Roman"/>
+          <w:bCs/>
           <w:sz w:val="22"/>
           <w:szCs w:val="22"/>
         </w:rPr>
-        <w:t>Daily mean mood across the 70-day window.</w:t>
+        <w:t xml:space="preserve"> Daily mean mood across the 70-day window.</w:t>
       </w:r>
     </w:p>
     <w:p>
@@ -2396,15 +2397,16 @@
           <w:sz w:val="22"/>
           <w:szCs w:val="22"/>
         </w:rPr>
-        <w:t xml:space="preserve">Figure 2. </w:t>
-      </w:r>
-      <w:r>
-        <w:rPr>
-          <w:rFonts w:eastAsia="Times New Roman"/>
+        <w:t>Figure 2.</w:t>
+      </w:r>
+      <w:r>
+        <w:rPr>
+          <w:rFonts w:eastAsia="Times New Roman"/>
+          <w:bCs/>
           <w:sz w:val="22"/>
           <w:szCs w:val="22"/>
         </w:rPr>
-        <w:t>All momentary mood observations with 7-day rolling mean.</w:t>
+        <w:t xml:space="preserve"> All momentary mood observations with 7-day rolling mean.</w:t>
       </w:r>
     </w:p>
     <w:p>
@@ -2574,22 +2576,21 @@
           <w:rFonts w:eastAsia="Times New Roman"/>
           <w:b/>
           <w:bCs/>
-          <w:i/>
           <w:iCs/>
           <w:sz w:val="22"/>
           <w:szCs w:val="22"/>
         </w:rPr>
-        <w:t xml:space="preserve">Table 1. </w:t>
-      </w:r>
-      <w:r>
-        <w:rPr>
-          <w:rFonts w:eastAsia="Times New Roman"/>
-          <w:i/>
+        <w:t>Table 1.</w:t>
+      </w:r>
+      <w:r>
+        <w:rPr>
+          <w:rFonts w:eastAsia="Times New Roman"/>
+          <w:bCs/>
           <w:iCs/>
           <w:sz w:val="22"/>
           <w:szCs w:val="22"/>
         </w:rPr>
-        <w:t>Coefficient estimates for nested autoregressive models of daily mood.</w:t>
+        <w:t xml:space="preserve"> Coefficient estimates for nested autoregressive models of daily mood.</w:t>
       </w:r>
     </w:p>
     <w:tbl>
@@ -4487,33 +4488,18 @@
           <w:sz w:val="22"/>
           <w:szCs w:val="22"/>
         </w:rPr>
-        <w:t xml:space="preserve">Figure 3. </w:t>
-      </w:r>
-      <w:r>
-        <w:rPr>
-          <w:rFonts w:eastAsia="Times New Roman"/>
+        <w:t>Figure 3.</w:t>
+      </w:r>
+      <w:proofErr w:type="gramStart"/>
+      <w:proofErr w:type="gramEnd"/>
+      <w:r>
+        <w:rPr>
+          <w:rFonts w:eastAsia="Times New Roman"/>
+          <w:bCs/>
           <w:sz w:val="22"/>
           <w:szCs w:val="22"/>
         </w:rPr>
-        <w:t xml:space="preserve">Incremental R² for each predictor in the </w:t>
-      </w:r>
-      <w:proofErr w:type="gramStart"/>
-      <w:r>
-        <w:rPr>
-          <w:rFonts w:eastAsia="Times New Roman"/>
-          <w:sz w:val="22"/>
-          <w:szCs w:val="22"/>
-        </w:rPr>
-        <w:t>AR(</w:t>
-      </w:r>
-      <w:proofErr w:type="gramEnd"/>
-      <w:r>
-        <w:rPr>
-          <w:rFonts w:eastAsia="Times New Roman"/>
-          <w:sz w:val="22"/>
-          <w:szCs w:val="22"/>
-        </w:rPr>
-        <w:t>1) model.</w:t>
+        <w:t xml:space="preserve"> Incremental R² for each predictor in the AR(1) model.</w:t>
       </w:r>
     </w:p>
     <w:p>
@@ -4702,15 +4688,16 @@
           <w:sz w:val="22"/>
           <w:szCs w:val="22"/>
         </w:rPr>
-        <w:t xml:space="preserve">Figure 4. </w:t>
-      </w:r>
-      <w:r>
-        <w:rPr>
-          <w:rFonts w:eastAsia="Times New Roman"/>
+        <w:t>Figure 4.</w:t>
+      </w:r>
+      <w:r>
+        <w:rPr>
+          <w:rFonts w:eastAsia="Times New Roman"/>
+          <w:bCs/>
           <w:sz w:val="22"/>
           <w:szCs w:val="22"/>
         </w:rPr>
-        <w:t>Between-condition comparison of daily mood, agency, and metacognition.</w:t>
+        <w:t xml:space="preserve"> Between-condition comparison of daily mood, agency, and metacognition.</w:t>
       </w:r>
     </w:p>
     <w:p>
@@ -5022,14 +5009,14 @@
         <w:rPr>
           <w:rFonts w:eastAsia="Times New Roman"/>
         </w:rPr>
-        <w:t xml:space="preserve">The most direct empirical question, whether melatonin shifts average daily mood, yielded a small and statistically non-significant mean difference. The evidential question set out in Section 2.3 is how the probe's contribution compares in magnitude with the system's endogenous drivers. The drop-one decomposition in Section 3.2 answers it directly: agency's unique contribution was 19.6% of daily-mood variance, and the </w:t>
+        <w:t xml:space="preserve">The most direct empirical question, whether melatonin shifts average daily mood, yielded a small and statistically non-significant mean difference. The evidential question set out in Section 2.3 is how the probe’s contribution compares in magnitude with the system’s endogenous drivers. The drop-one decomposition in Section 3.2 answers it directly: agency’s unique contribution was 19.6% of daily-mood variance, and the </w:t>
       </w:r>
       <w:proofErr w:type="gramStart"/>
       <w:r>
         <w:rPr>
           <w:rFonts w:eastAsia="Times New Roman"/>
         </w:rPr>
-        <w:t>probe's</w:t>
+        <w:t>probe’s</w:t>
       </w:r>
       <w:proofErr w:type="gramEnd"/>
       <w:r>
@@ -6156,28 +6143,24 @@
         <w:rPr>
           <w:rFonts w:eastAsia="Times New Roman"/>
         </w:rPr>
-        <w:t>Knapen</w:t>
+        <w:t xml:space="preserve">Knapen, S. E., Snippe, E., Smit, A. C., Schoevers, R. A., &amp; Riemersma-van der Lek, R. F. (2025). Sleep disturbances in the prodromal phase of mood episodes in patients with bipolar disorder: A replicated single-case design. </w:t>
       </w:r>
       <w:proofErr w:type="spellEnd"/>
-      <w:r>
-        <w:rPr>
-          <w:rFonts w:eastAsia="Times New Roman"/>
-        </w:rPr>
-        <w:t xml:space="preserve">, S. E., </w:t>
-      </w:r>
       <w:proofErr w:type="spellStart"/>
-      <w:r>
-        <w:rPr>
-          <w:rFonts w:eastAsia="Times New Roman"/>
-        </w:rPr>
-        <w:t>Snippe</w:t>
-      </w:r>
       <w:proofErr w:type="spellEnd"/>
       <w:r>
         <w:rPr>
           <w:rFonts w:eastAsia="Times New Roman"/>
-        </w:rPr>
-        <w:t>, E., Smit, A. C., Schoevers, R. A., &amp; Riemersma-van der Lek, R. F. (2025). Sleep disturbances in the prodromal phase of mood episodes in patients with bipolar disorder: A replicated single-case design. Journal for Person-Oriented Research, 11(3), 142-168. https://doi.org/10.17505/jpor.2025.28202</w:t>
+          <w:i/>
+        </w:rPr>
+        <w:t>Journal for Person-Oriented Research, 11</w:t>
+      </w:r>
+      <w:r>
+        <w:rPr>
+          <w:rFonts w:eastAsia="Times New Roman"/>
+          <w:i w:val="0"/>
+        </w:rPr>
+        <w:t>(3), 142–168. https://doi.org/10.17505/jpor.2025.28202</w:t>
       </w:r>
     </w:p>
     <w:p>
@@ -6826,7 +6809,16 @@
           <w:sz w:val="22"/>
           <w:szCs w:val="22"/>
         </w:rPr>
-        <w:t>Figure A.1. Lag-1 autocorrelation of daily mood across the 70-day sample.</w:t>
+        <w:t>Figure A.1.</w:t>
+      </w:r>
+      <w:r>
+        <w:rPr>
+          <w:rFonts w:eastAsia="Times New Roman"/>
+          <w:bCs/>
+          <w:sz w:val="22"/>
+          <w:szCs w:val="22"/>
+        </w:rPr>
+        <w:t xml:space="preserve"> Lag-1 autocorrelation of daily mood across the 70-day sample.</w:t>
       </w:r>
     </w:p>
     <w:p>
@@ -6933,7 +6925,16 @@
           <w:sz w:val="22"/>
           <w:szCs w:val="22"/>
         </w:rPr>
-        <w:t>Figure A.2. Impulse response and half-life of an affective perturbation.</w:t>
+        <w:t>Figure A.2.</w:t>
+      </w:r>
+      <w:r>
+        <w:rPr>
+          <w:rFonts w:eastAsia="Times New Roman"/>
+          <w:bCs/>
+          <w:sz w:val="22"/>
+          <w:szCs w:val="22"/>
+        </w:rPr>
+        <w:t xml:space="preserve"> Impulse response and half-life of an affective perturbation.</w:t>
       </w:r>
     </w:p>
     <w:p>
@@ -7089,7 +7090,16 @@
           <w:sz w:val="22"/>
           <w:szCs w:val="22"/>
         </w:rPr>
-        <w:t>Figure A.3. Kalman-smoothed latent affective state across the 70-day window.</w:t>
+        <w:t>Figure A.3.</w:t>
+      </w:r>
+      <w:r>
+        <w:rPr>
+          <w:rFonts w:eastAsia="Times New Roman"/>
+          <w:bCs/>
+          <w:sz w:val="22"/>
+          <w:szCs w:val="22"/>
+        </w:rPr>
+        <w:t xml:space="preserve"> Kalman-smoothed latent affective state across the 70-day window.</w:t>
       </w:r>
     </w:p>
     <w:p>
@@ -7163,30 +7173,18 @@
           <w:sz w:val="22"/>
           <w:szCs w:val="22"/>
         </w:rPr>
-        <w:lastRenderedPageBreak/>
-        <w:t xml:space="preserve">Table B.1. </w:t>
+        <w:t>Table B.1.</w:t>
       </w:r>
       <w:proofErr w:type="gramStart"/>
-      <w:r>
-        <w:rPr>
-          <w:rFonts w:eastAsia="Times New Roman"/>
-          <w:b/>
+      <w:proofErr w:type="gramEnd"/>
+      <w:r>
+        <w:rPr>
+          <w:rFonts w:eastAsia="Times New Roman"/>
           <w:bCs/>
           <w:sz w:val="22"/>
           <w:szCs w:val="22"/>
         </w:rPr>
-        <w:t>Fixed-effect</w:t>
-      </w:r>
-      <w:proofErr w:type="gramEnd"/>
-      <w:r>
-        <w:rPr>
-          <w:rFonts w:eastAsia="Times New Roman"/>
-          <w:b/>
-          <w:bCs/>
-          <w:sz w:val="22"/>
-          <w:szCs w:val="22"/>
-        </w:rPr>
-        <w:t xml:space="preserve"> estimates for the multilevel model of momentary mood.</w:t>
+        <w:t xml:space="preserve"> Fixed-effect estimates for the multilevel model of momentary mood.</w:t>
       </w:r>
     </w:p>
     <w:tbl>

--- a/paper/paper_submission_2026-08-13.docx
+++ b/paper/paper_submission_2026-08-13.docx
@@ -411,22 +411,20 @@
         <w:rPr>
           <w:rFonts w:eastAsia="Times New Roman"/>
         </w:rPr>
-        <w:lastRenderedPageBreak/>
-        <w:t xml:space="preserve">The first is the unit of analysis. Conventional intervention research averages treatment effects across samples, on the assumption that an individual’s response is a noisy realization of a population-level signal. As an inferential strategy for population claims that logic is sound. It does not carry down to the individual: group-level estimates are not generally informative about individual-level processes unless strong ergodicity conditions hold, which for psychological processes they typically do not (Molenaar, 2004; Molenaar &amp; Campbell, 2009). A person is a system with its own organizational logic, dynamic parameters, and sensitivity boundaries, and the question of how that system responds can only be answered within it. The present study therefore adopts the logic of personal science (Myin-Germeys &amp; </w:t>
+        <w:t>The first is the unit of analysis. Conventional intervention research averages treatment effects across samples, on the assumption that an individual’s response is a noisy realization of a population-level signal. As an inferential strategy for population claims that logic is sound. It does not carry down to the individual: group-level estimates are not generally informative about individual-level processes unless strong ergodicity conditions hold, which for psychological processes they typically do not (Molenaar, 2004; Molenaar &amp; Campbell, 2009). A person is a system with its own organizational logic, dynamic parameters, and sensitivity boundaries, and the question of how that system responds can only be answered within it. The present study therefore adopts the logic of personal science (Wolf &amp; De Groot, 2020)</w:t>
       </w:r>
       <w:proofErr w:type="spellStart"/>
       <w:r>
         <w:rPr>
           <w:rFonts w:eastAsia="Times New Roman"/>
         </w:rPr>
-        <w:t>Kuppens</w:t>
       </w:r>
       <w:proofErr w:type="spellEnd"/>
       <w:r>
         <w:rPr>
           <w:rFonts w:eastAsia="Times New Roman"/>
         </w:rPr>
-        <w:t>, 2022) and idiographic behavioral science (Molenaar, 2004), treating one individual as the unit of analysis in her own right.</w:t>
+        <w:t xml:space="preserve"> and idiographic behavioral science (Molenaar, 2004), treating one individual as the unit of analysis in her own right.</w:t>
       </w:r>
     </w:p>
     <w:p>
@@ -693,21 +691,20 @@
         <w:rPr>
           <w:rFonts w:eastAsia="Times New Roman"/>
         </w:rPr>
-        <w:t xml:space="preserve">The participant is the author of this paper. The use of a single-subject design follows the personal science tradition of systematic self-experimentation with rigorous measurement and transparent analysis (Myin-Germeys &amp; </w:t>
+        <w:t>The participant is the author of this paper. The use of a single-subject design follows the personal science tradition of systematic self-experimentation with rigorous measurement and transparent analysis (Wolf &amp; De Groot, 2020)</w:t>
       </w:r>
       <w:proofErr w:type="spellStart"/>
       <w:r>
         <w:rPr>
           <w:rFonts w:eastAsia="Times New Roman"/>
         </w:rPr>
-        <w:t>Kuppens</w:t>
       </w:r>
       <w:proofErr w:type="spellEnd"/>
       <w:r>
         <w:rPr>
           <w:rFonts w:eastAsia="Times New Roman"/>
         </w:rPr>
-        <w:t xml:space="preserve">, 2022). Single-subject designs are appropriate when the research question concerns individual-level processes that are obscured by group averaging </w:t>
+        <w:t xml:space="preserve">. Single-subject designs are appropriate when the research question concerns individual-level processes that are obscured by group averaging </w:t>
       </w:r>
       <w:r>
         <w:rPr>
@@ -859,8 +856,7 @@
         <w:rPr>
           <w:rFonts w:eastAsia="Times New Roman"/>
         </w:rPr>
-        <w:lastRenderedPageBreak/>
-        <w:t xml:space="preserve">At each EMA prompt, four substantive items and one free-text deviation note were collected. </w:t>
+        <w:t xml:space="preserve">At each EMA prompt, three momentary ratings, a protocol-adherence item and one free-text deviation note were collected. </w:t>
       </w:r>
       <w:r>
         <w:rPr>
@@ -910,13 +906,13 @@
           <w:b/>
           <w:bCs/>
         </w:rPr>
-        <w:t xml:space="preserve">Melatonin intake </w:t>
-      </w:r>
-      <w:r>
-        <w:rPr>
-          <w:rFonts w:eastAsia="Times New Roman"/>
-        </w:rPr>
-        <w:t xml:space="preserve">was recorded as a binary indicator (“Did you take melatonin tonight?”) and served as a manipulation check. A free-text </w:t>
+        <w:t>The Shortcut also recorded whether the participant had followed the assigned melatonin protocol. For analysis, condition was coded from the randomized schedule (1 = melatonin taken the preceding night, 0 = control), not from that record.</w:t>
+      </w:r>
+      <w:r>
+        <w:rPr>
+          <w:rFonts w:eastAsia="Times New Roman"/>
+        </w:rPr>
+        <w:t xml:space="preserve"> A free-text </w:t>
       </w:r>
       <w:r>
         <w:rPr>
@@ -979,7 +975,7 @@
         <w:rPr>
           <w:rFonts w:eastAsia="Times New Roman"/>
         </w:rPr>
-        <w:t xml:space="preserve">Of the four substantive measures, mood and the melatonin manipulation check were collected from Day 1 of data collection (2026-02-18). Agency and metacognition items were added on Day 18 (2026-03-07) following an interim review of the protocol, in which the participant determined that the original mood-only design was insufficient to test the internal-versus-external research questions formulated in Section 1.4. All analyses involving agency or metacognition are restricted to Days 18–70. Within this window, the randomized schedule yielded 53 daily aggregates (27 control and 26 melatonin days) and 142 momentary observations. The </w:t>
+        <w:t xml:space="preserve">Of the three momentary ratings, mood was collected from Day 1 of data collection (2026-02-18). Agency and metacognition were added on Day 18 (2026-03-07) following an interim review of the protocol, in which the participant determined that the original mood-only design was insufficient to test the internal-versus-external research questions formulated in Section 1.4. All analyses involving agency or metacognition are restricted to Days 18–70. Within this window, the randomized schedule yielded 53 daily aggregates (27 control and 26 melatonin days) and 142 momentary observations. The </w:t>
       </w:r>
       <w:proofErr w:type="gramStart"/>
       <w:r>
@@ -6496,46 +6492,6 @@
         <w:rPr>
           <w:rFonts w:eastAsia="Times New Roman"/>
         </w:rPr>
-        <w:t xml:space="preserve">Myin-Germeys, I., &amp; </w:t>
-      </w:r>
-      <w:proofErr w:type="spellStart"/>
-      <w:r>
-        <w:rPr>
-          <w:rFonts w:eastAsia="Times New Roman"/>
-        </w:rPr>
-        <w:t>Kuppens</w:t>
-      </w:r>
-      <w:proofErr w:type="spellEnd"/>
-      <w:r>
-        <w:rPr>
-          <w:rFonts w:eastAsia="Times New Roman"/>
-        </w:rPr>
-        <w:t xml:space="preserve">, P. (Eds.). (2022). </w:t>
-      </w:r>
-      <w:r>
-        <w:rPr>
-          <w:rFonts w:eastAsia="Times New Roman"/>
-          <w:i/>
-          <w:iCs/>
-        </w:rPr>
-        <w:t>The open handbook of experience sampling methodology</w:t>
-      </w:r>
-      <w:r>
-        <w:rPr>
-          <w:rFonts w:eastAsia="Times New Roman"/>
-        </w:rPr>
-        <w:t xml:space="preserve"> (2nd ed.). Center for Research on Experience Sampling and Ambulatory Methods Leuven.</w:t>
-      </w:r>
-    </w:p>
-    <w:p>
-      <w:pPr>
-        <w:spacing w:after="120" w:line="480" w:lineRule="auto"/>
-        <w:ind w:left="720" w:hanging="720"/>
-      </w:pPr>
-      <w:r>
-        <w:rPr>
-          <w:rFonts w:eastAsia="Times New Roman"/>
-        </w:rPr>
         <w:lastRenderedPageBreak/>
         <w:t xml:space="preserve">Nelson, T. O., &amp; Narens, L. (1990). Metamemory: A theoretical framework and new findings. In G. H. Bower (Ed.), </w:t>
       </w:r>
@@ -6646,6 +6602,31 @@
           <w:u w:val="single"/>
         </w:rPr>
         <w:t xml:space="preserve"> https://doi.org/10.1017/S0033291713001979</w:t>
+      </w:r>
+    </w:p>
+    <w:p>
+      <w:pPr>
+        <w:spacing w:after="120" w:line="480" w:lineRule="auto"/>
+        <w:ind w:left="720" w:hanging="720"/>
+      </w:pPr>
+      <w:r>
+        <w:rPr>
+          <w:rFonts w:eastAsia="Times New Roman"/>
+        </w:rPr>
+        <w:t xml:space="preserve">Wolf, G. I., &amp; De Groot, M. (2020). A conceptual framework for personal science. </w:t>
+      </w:r>
+      <w:r>
+        <w:rPr>
+          <w:rFonts w:eastAsia="Times New Roman"/>
+          <w:i/>
+        </w:rPr>
+        <w:t>Frontiers in Computer Science, 2</w:t>
+      </w:r>
+      <w:r>
+        <w:rPr>
+          <w:rFonts w:eastAsia="Times New Roman"/>
+        </w:rPr>
+        <w:t>, Article 21. https://doi.org/10.3389/fcomp.2020.00021</w:t>
       </w:r>
     </w:p>
     <w:p>

--- a/paper/paper_submission_2026-08-13.docx
+++ b/paper/paper_submission_2026-08-13.docx
@@ -903,7 +903,6 @@
       <w:r>
         <w:rPr>
           <w:rFonts w:eastAsia="Times New Roman"/>
-          <w:b/>
           <w:bCs/>
         </w:rPr>
         <w:t>The Shortcut also recorded whether the participant had followed the assigned melatonin protocol. For analysis, condition was coded from the randomized schedule (1 = melatonin taken the preceding night, 0 = control), not from that record.</w:t>

--- a/paper/paper_submission_2026-08-13.docx
+++ b/paper/paper_submission_2026-08-13.docx
@@ -2242,7 +2242,7 @@
         </w:rPr>
         <w:drawing>
           <wp:inline distT="0" distB="0" distL="0" distR="0" wp14:anchorId="2CA580AB" wp14:editId="6445EEDE">
-            <wp:extent cx="5138208" cy="2245587"/>
+            <wp:extent cx="5138014" cy="2226473"/>
             <wp:effectExtent l="0" t="0" r="0" b="0"/>
             <wp:docPr id="1" name="fig1_daily_mood_timeseries.png" descr="Daily mean mood across the 70-day window. Each dot represents the average of up to three EMA observations on that day, colored by daily condition. The light gray line connects daily means; the dotted vertical line at Day 18 marks the point at which agency and metacognition items were added to the protocol." title="Figure 1"/>
             <wp:cNvGraphicFramePr>
@@ -2267,7 +2267,7 @@
                   <pic:spPr bwMode="auto">
                     <a:xfrm>
                       <a:off x="0" y="0"/>
-                      <a:ext cx="5138208" cy="2245587"/>
+                      <a:ext cx="5138014" cy="2226473"/>
                     </a:xfrm>
                     <a:prstGeom prst="rect">
                       <a:avLst/>
@@ -2341,7 +2341,7 @@
         <w:lastRenderedPageBreak/>
         <w:drawing>
           <wp:inline distT="0" distB="0" distL="0" distR="0" wp14:anchorId="69E9B72D" wp14:editId="46253534">
-            <wp:extent cx="5138208" cy="2245587"/>
+            <wp:extent cx="5138014" cy="2226473"/>
             <wp:effectExtent l="0" t="0" r="0" b="0"/>
             <wp:docPr id="737024883" name="fig2_ema_timeseries.png" descr="All 195 momentary mood observations across the 70-day window, colored by daily condition. The dark line shows the 7-day rolling mean of daily mood, indicating a gradual upward trend that stabilizes from approximately Day 40 onward." title="Figure 2"/>
             <wp:cNvGraphicFramePr>
@@ -2366,7 +2366,7 @@
                   <pic:spPr bwMode="auto">
                     <a:xfrm>
                       <a:off x="0" y="0"/>
-                      <a:ext cx="5138208" cy="2245587"/>
+                      <a:ext cx="5138014" cy="2226473"/>
                     </a:xfrm>
                     <a:prstGeom prst="rect">
                       <a:avLst/>
@@ -4432,7 +4432,7 @@
         </w:rPr>
         <w:drawing>
           <wp:inline distT="0" distB="0" distL="0" distR="0" wp14:anchorId="1C76EF66" wp14:editId="19CAD7ED">
-            <wp:extent cx="5138208" cy="3043016"/>
+            <wp:extent cx="5138014" cy="2431993"/>
             <wp:effectExtent l="0" t="0" r="0" b="0"/>
             <wp:docPr id="501947768" name="fig7_delta_r2_DRAFT.png" descr="Incremental R² for each predictor in the full AR(1)-with-exogenous-inputs model, computed as the drop in R² when that predictor is removed. Agency and metacognition together account for over half of the day-to-day variance in mood; the melatonin probe accounts for essentially none." title="Figure 3"/>
             <wp:cNvGraphicFramePr>
@@ -4457,7 +4457,7 @@
                   <pic:spPr bwMode="auto">
                     <a:xfrm>
                       <a:off x="0" y="0"/>
-                      <a:ext cx="5138208" cy="3043016"/>
+                      <a:ext cx="5138014" cy="2431993"/>
                     </a:xfrm>
                     <a:prstGeom prst="rect">
                       <a:avLst/>
@@ -4632,7 +4632,7 @@
         </w:rPr>
         <w:drawing>
           <wp:inline distT="0" distB="0" distL="0" distR="0" wp14:anchorId="15CA5799" wp14:editId="0E8F3A6A">
-            <wp:extent cx="5138208" cy="2135666"/>
+            <wp:extent cx="5138014" cy="2431993"/>
             <wp:effectExtent l="0" t="0" r="0" b="0"/>
             <wp:docPr id="1261128341" name="fig3_condition_comparison.png" descr="Between-condition comparison of daily mood, agency, and metacognition. Boxes show interquartile range; horizontal lines show medians; jittered points show individual days. Mean differences (melatonin minus control) are annotated above each panel and are small for all three variables." title="Figure 4"/>
             <wp:cNvGraphicFramePr>
@@ -4657,7 +4657,7 @@
                   <pic:spPr bwMode="auto">
                     <a:xfrm>
                       <a:off x="0" y="0"/>
-                      <a:ext cx="5138208" cy="2135666"/>
+                      <a:ext cx="5138014" cy="2431993"/>
                     </a:xfrm>
                     <a:prstGeom prst="rect">
                       <a:avLst/>
@@ -6739,7 +6739,7 @@
         </w:rPr>
         <w:drawing>
           <wp:inline distT="0" distB="0" distL="0" distR="0" wp14:anchorId="27C09FF8" wp14:editId="23C5AE0F">
-            <wp:extent cx="3043016" cy="3043016"/>
+            <wp:extent cx="3043123" cy="3043123"/>
             <wp:effectExtent l="0" t="0" r="0" b="0"/>
             <wp:docPr id="1472181978" name="Figure A1" descr="Lag-1 autocorrelation of daily mood across the 70-day sample." title="Figure A1"/>
             <wp:cNvGraphicFramePr>
@@ -6764,7 +6764,7 @@
                   <pic:spPr>
                     <a:xfrm>
                       <a:off x="0" y="0"/>
-                      <a:ext cx="3043016" cy="3043016"/>
+                      <a:ext cx="3043123" cy="3043123"/>
                     </a:xfrm>
                     <a:prstGeom prst="rect">
                       <a:avLst/>
@@ -6855,7 +6855,7 @@
         <w:lastRenderedPageBreak/>
         <w:drawing>
           <wp:inline distT="0" distB="0" distL="0" distR="0" wp14:anchorId="71B33B6E" wp14:editId="03FBDDD4">
-            <wp:extent cx="5138208" cy="3043016"/>
+            <wp:extent cx="5138014" cy="2431993"/>
             <wp:effectExtent l="0" t="0" r="0" b="0"/>
             <wp:docPr id="1004438122" name="Figure A2" descr="Impulse response and half-life of an affective perturbation." title="Figure A2"/>
             <wp:cNvGraphicFramePr>
@@ -6880,7 +6880,7 @@
                   <pic:spPr>
                     <a:xfrm>
                       <a:off x="0" y="0"/>
-                      <a:ext cx="5138208" cy="3043016"/>
+                      <a:ext cx="5138014" cy="2431993"/>
                     </a:xfrm>
                     <a:prstGeom prst="rect">
                       <a:avLst/>
@@ -7020,7 +7020,7 @@
         <w:lastRenderedPageBreak/>
         <w:drawing>
           <wp:inline distT="0" distB="0" distL="0" distR="0" wp14:anchorId="7079D306" wp14:editId="0CA17230">
-            <wp:extent cx="5138208" cy="3043016"/>
+            <wp:extent cx="5138014" cy="2329233"/>
             <wp:effectExtent l="0" t="0" r="0" b="0"/>
             <wp:docPr id="2069361368" name="Figure A3" descr="Kalman-smoothed latent affective state across the 70-day window." title="Figure A3"/>
             <wp:cNvGraphicFramePr>
@@ -7045,7 +7045,7 @@
                   <pic:spPr>
                     <a:xfrm>
                       <a:off x="0" y="0"/>
-                      <a:ext cx="5138208" cy="3043016"/>
+                      <a:ext cx="5138014" cy="2329233"/>
                     </a:xfrm>
                     <a:prstGeom prst="rect">
                       <a:avLst/>
@@ -7144,6 +7144,7 @@
     <w:p>
       <w:pPr>
         <w:spacing w:before="60" w:after="60" w:line="480" w:lineRule="auto"/>
+        <w:keepNext/>
       </w:pPr>
       <w:r>
         <w:rPr>
